--- a/kawasaki_project/03_委員会・説明資料/川崎町_第1回策定委員会資料_R8.9.2_v3.docx
+++ b/kawasaki_project/03_委員会・説明資料/川崎町_第1回策定委員会資料_R8.9.2_v3.docx
@@ -6915,7 +6915,7 @@
                 <w:b w:val="0"/>
                 <w:sz w:val="19"/>
               </w:rPr>
-              <w:t>48件</w:t>
+              <w:t>47件</w:t>
             </w:r>
           </w:p>
         </w:tc>
@@ -6997,7 +6997,7 @@
                 <w:b w:val="0"/>
                 <w:sz w:val="19"/>
               </w:rPr>
-              <w:t>21件</w:t>
+              <w:t>20件</w:t>
             </w:r>
           </w:p>
         </w:tc>
@@ -7079,7 +7079,7 @@
                 <w:b/>
                 <w:sz w:val="19"/>
               </w:rPr>
-              <w:t>69件</w:t>
+              <w:t>67件</w:t>
             </w:r>
           </w:p>
         </w:tc>
@@ -7161,7 +7161,7 @@
                 <w:b w:val="0"/>
                 <w:sz w:val="19"/>
               </w:rPr>
-              <w:t>73件</w:t>
+              <w:t>72件</w:t>
             </w:r>
           </w:p>
         </w:tc>
